--- a/Đề thi Phục Hình Tháo Lắp RHM/RHM K43.docx
+++ b/Đề thi Phục Hình Tháo Lắp RHM/RHM K43.docx
@@ -359,7 +359,7 @@
         <w:t xml:space="preserve">Ghi chú: </w:t>
       </w:r>
       <w:r>
-        <w:t>Đề RHM K40 (câu 40, cùng câu hỏi) khoanh A "Vùng Schroder"; vùng Schroder nằm ở khẩu cái hàm trên nên C hợp lý hơn cho hàm dưới.</w:t>
+        <w:t>Giáo trình PHTL (Bài 3, mục 1.2.2): bất lợi của hàm dưới là nơi bám cơ, dây chằng và đường chéo trong. Đề RHM K40 (câu 40) khoanh A nhưng vùng Schroder thuộc khẩu cái hàm trên.</w:t>
       </w:r>
     </w:p>
     <w:p>
@@ -1380,6 +1380,17 @@
       </w:r>
     </w:p>
     <w:p>
+      <w:r>
+        <w:rPr>
+          <w:b/>
+        </w:rPr>
+        <w:t xml:space="preserve">Ghi chú: </w:t>
+      </w:r>
+      <w:r>
+        <w:t>Giáo trình PHTL (Bài 3) có thêm loại VI: mất răng hai bên trên đoạn rất rộng chỉ còn 1–2 răng chia đôi đoạn mất răng. Ở đây còn răng 8 hai bên giới hạn phía xa nên theo 4 loại căn bản vẫn là loại III, biến thể 1; khi không còn răng 8 thì xếp loại VI (đề RHM K47 câu 17).</w:t>
+      </w:r>
+    </w:p>
+    <w:p>
       <w:pPr>
         <w:keepNext/>
         <w:spacing w:before="140"/>
@@ -1581,7 +1592,7 @@
         <w:rPr>
           <w:b/>
         </w:rPr>
-        <w:t>Đáp án: C (AI làm đáp án, khác phương án khoanh trong đề — nên kiểm tra)</w:t>
+        <w:t>Đáp án: C (AI làm đáp án — đề gốc khoanh A. Loại III.)</w:t>
       </w:r>
     </w:p>
     <w:p>
@@ -1592,7 +1603,7 @@
         <w:t xml:space="preserve">Ghi chú: </w:t>
       </w:r>
       <w:r>
-        <w:t>Đề gạch A nhưng có dấu ✓ cạnh C. Khoảng mất răng dài, giới hạn phía trước bằng răng cửa (yếu, khó làm trụ) → Applegate loại V (xem câu 18). Cùng hình ở câu 12 thì theo Kennedy là loại III.</w:t>
+        <w:t>Đề gạch A nhưng có dấu ✓ cạnh C. Giáo trình PHTL (Bài 3, mục 4.3): Applegate loại V có vùng mất răng giới hạn phía trước bằng một răng cửa yếu, chân răng nhỏ ngắn — khớp với hình (khoảng mất răng dài, răng giới hạn phía trước là răng cửa). Cùng hình ở câu 12 thì theo Kennedy là loại III.</w:t>
       </w:r>
     </w:p>
     <w:p>
@@ -2303,7 +2314,18 @@
         <w:rPr>
           <w:b/>
         </w:rPr>
-        <w:t>Đáp án: B</w:t>
+        <w:t>Đáp án: A (AI làm đáp án — đề gốc khoanh B. Đặt khay lấy dấu có chứa Alginate vào cung hàm nhẹ nhàng tránh làm đau bệnh nhân, trong khi đó bảo bệnh nhân há to và giữ yên để tránh làm biến dạng dấu.)</w:t>
+      </w:r>
+    </w:p>
+    <w:p>
+      <w:r>
+        <w:rPr>
+          <w:b/>
+        </w:rPr>
+        <w:t xml:space="preserve">Ghi chú: </w:t>
+      </w:r>
+      <w:r>
+        <w:t>Giáo trình PHTL (Bài 4, mục 2.1.3): ấn khay từ sau ra trước, cho bệnh nhân mím môi, cử động để lấy dấu các thắng; giữ khay yên, không thay đổi áp lực; lấy ra khi alginate đông cứng hoàn toàn. B (ấn nhẹ tránh đau, giữ yên tránh biến dạng) là các ý sai của câu tự lượng giá Bài 4; C, D trái giáo trình. A đúng ý cử động môi, dù đề in "ấn từ trước ra sau". Đề RHM K41 (câu 60) khoanh A.</w:t>
       </w:r>
     </w:p>
     <w:p>
@@ -2382,7 +2404,7 @@
         <w:rPr>
           <w:b/>
         </w:rPr>
-        <w:t>Đáp án: D</w:t>
+        <w:t>Đáp án: B (AI làm đáp án — đề gốc khoanh D. Tất cả đều đúng.)</w:t>
       </w:r>
     </w:p>
     <w:p>
@@ -2393,7 +2415,7 @@
         <w:t xml:space="preserve">Ghi chú: </w:t>
       </w:r>
       <w:r>
-        <w:t>Đề gạch D (có ngoặc gom A, B). Đề RHM K40 (câu 55) và K41 (câu 21) khoanh B.</w:t>
+        <w:t>Đề gạch D (có ngoặc gom A, B). Giáo trình PHTL (Bài 7, mục 2.1.1 và câu tự lượng giá 6 – đáp án B): dán mép nền sáp chặt vào mẫu thạch cao để thạch cao không chui xuống dưới lớp sáp; ngâm ướt và thoa vaseline là các bước khác với mục đích khác.</w:t>
       </w:r>
     </w:p>
     <w:p>
@@ -3499,7 +3521,7 @@
         <w:rPr>
           <w:b/>
         </w:rPr>
-        <w:t>Đáp án: B</w:t>
+        <w:t>Đáp án: C (AI làm đáp án — đề gốc khoanh B. 5 – 8 mm.)</w:t>
       </w:r>
     </w:p>
     <w:p>
@@ -3510,7 +3532,7 @@
         <w:t xml:space="preserve">Ghi chú: </w:t>
       </w:r>
       <w:r>
-        <w:t>Đề gạch B, có người khoanh thêm C.</w:t>
+        <w:t>Đề gạch B, có người khoanh thêm C. Giáo trình PHTL (Bài 2, mục 3.2): bình thường đưa hàm ra trước 5–9 mm, sang bên 5–7 mm. Đề RHM K45 (câu 15) chọn C.</w:t>
       </w:r>
     </w:p>
     <w:p>
@@ -3589,7 +3611,7 @@
         <w:rPr>
           <w:b/>
         </w:rPr>
-        <w:t>Đáp án: D</w:t>
+        <w:t>Đáp án: A (AI làm đáp án — đề gốc khoanh D. 5 – 10 mm.)</w:t>
       </w:r>
     </w:p>
     <w:p>
@@ -3600,7 +3622,7 @@
         <w:t xml:space="preserve">Ghi chú: </w:t>
       </w:r>
       <w:r>
-        <w:t>Đề gạch D, có người khoanh thêm A.</w:t>
+        <w:t>Đề gạch D, có người khoanh thêm A. Giáo trình PHTL (Bài 2, mục 3.2): đưa hàm sang bên 5–7 mm. Đề RHM K45 (câu 16) chọn A.</w:t>
       </w:r>
     </w:p>
     <w:p>
@@ -3758,7 +3780,7 @@
         <w:rPr>
           <w:b/>
         </w:rPr>
-        <w:t>Đáp án: C</w:t>
+        <w:t>Đáp án: B (AI làm đáp án — đề gốc khoanh C. A và B đúng.)</w:t>
       </w:r>
     </w:p>
     <w:p>
@@ -3769,7 +3791,7 @@
         <w:t xml:space="preserve">Ghi chú: </w:t>
       </w:r>
       <w:r>
-        <w:t>Đề gạch C, có người khoanh thêm B (bút xanh).</w:t>
+        <w:t>Đề gạch C, có người khoanh thêm B. Giáo trình PHTL (Bài 8, mục 3.4.1): đau tại chỗ do DƯ bờ hàm (không phải thiếu bờ hàm), nướu giả lẹm, mặt tiếp xúc không chính xác, điểm chạm sớm… → "thiếu bờ hàm" sai, chỉ B đúng.</w:t>
       </w:r>
     </w:p>
     <w:p>
@@ -4107,7 +4129,7 @@
         <w:t xml:space="preserve">Ghi chú: </w:t>
       </w:r>
       <w:r>
-        <w:t>Đề gạch cả A và C. Theo Berry tỷ lệ là 1/16 nên A sai; răng sau có 3 loại hình thể (giải phẫu, bán giải phẫu, không múi) nên C đúng.</w:t>
+        <w:t>Đề gạch cả A và C. Giáo trình PHTL (Bài 6, mục 2.1.3): theo Berry, chiều cao mặt / chiều cao răng cửa trên = 20/1 nên A (1/20) là câu sai; C đúng (3 loại hình thể: giải phẫu, bán giải phẫu, không giải phẫu).</w:t>
       </w:r>
     </w:p>
     <w:p>
@@ -4818,7 +4840,7 @@
         <w:rPr>
           <w:b/>
         </w:rPr>
-        <w:t>Đáp án: A</w:t>
+        <w:t>Đáp án: B (AI làm đáp án — đề gốc khoanh A. (1) → (3) → (4) → (2).)</w:t>
       </w:r>
     </w:p>
     <w:p>
@@ -4829,7 +4851,7 @@
         <w:t xml:space="preserve">Ghi chú: </w:t>
       </w:r>
       <w:r>
-        <w:t>Đề gạch A và D (hai phương án in trùng nhau), có người khoanh thêm B.</w:t>
+        <w:t>Đề gạch A và D (in trùng nhau), có người khoanh thêm B. Giáo trình PHTL (Bài 8, mục 1.2.5): thứ tự điều chỉnh là tái lập kích thước dọc → khớp cắn trung tâm → hoàn hảo cắn khớp làm việc và thăng bằng → khớp cắn tới, tức (1) → (3) → (2) → (4).</w:t>
       </w:r>
     </w:p>
     <w:p>

--- a/Đề thi Phục Hình Tháo Lắp RHM/RHM K43.docx
+++ b/Đề thi Phục Hình Tháo Lắp RHM/RHM K43.docx
@@ -359,7 +359,7 @@
         <w:t xml:space="preserve">Ghi chú: </w:t>
       </w:r>
       <w:r>
-        <w:t>Giáo trình PHTL (Bài 3, mục 1.2.2): bất lợi của hàm dưới là nơi bám cơ, dây chằng và đường chéo trong. Đề RHM K40 (câu 40) khoanh A nhưng vùng Schroder thuộc khẩu cái hàm trên.</w:t>
+        <w:t>Giáo trình PHTL (Bài 3, mục 1.2.2): bất lợi của hàm dưới là nơi bám cơ, dây chằng và đường chéo trong. Đề RHM K40 (câu 40) khoanh “Vùng Schroder” nhưng vùng Schroder thuộc khẩu cái hàm trên.</w:t>
       </w:r>
     </w:p>
     <w:p>
@@ -722,7 +722,7 @@
         <w:t xml:space="preserve">Ghi chú: </w:t>
       </w:r>
       <w:r>
-        <w:t>Đề gạch cả B và C. Hai bên mất răng tới cuối cung (loại I) và thêm một khoảng mất răng ở giữa phía trước (biến thể 1); đề RHM K40 (câu 48, cùng hình) khoanh "Loại I, biến thể 1".</w:t>
+        <w:t>Đề gạch cả “Loại I, biến thể 2” và “Loại I, biến thể 1”. Hai bên mất răng tới cuối cung (loại I) và thêm một khoảng mất răng ở giữa phía trước (biến thể 1); đề RHM K40 (câu 48, cùng hình) khoanh "Loại I, biến thể 1".</w:t>
       </w:r>
     </w:p>
     <w:p>
@@ -1477,7 +1477,7 @@
         <w:t xml:space="preserve">Ghi chú: </w:t>
       </w:r>
       <w:r>
-        <w:t>Đề gạch cả A và B. Có 4 khoảng mất răng đều có răng giới hạn hai đầu: 1 khoảng chính (loại III) + 3 khoảng phụ → biến thể 3.</w:t>
+        <w:t>Đề gạch cả “Loại III, biến thể 2” và “Loại III, biến thể 3”. Có 4 khoảng mất răng đều có răng giới hạn hai đầu: 1 khoảng chính (loại III) + 3 khoảng phụ → biến thể 3.</w:t>
       </w:r>
     </w:p>
     <w:p>
@@ -1603,7 +1603,7 @@
         <w:t xml:space="preserve">Ghi chú: </w:t>
       </w:r>
       <w:r>
-        <w:t>Đề gạch A nhưng có dấu ✓ cạnh C. Giáo trình PHTL (Bài 3, mục 4.3): Applegate loại V có vùng mất răng giới hạn phía trước bằng một răng cửa yếu, chân răng nhỏ ngắn — khớp với hình (khoảng mất răng dài, răng giới hạn phía trước là răng cửa). Cùng hình ở câu 12 thì theo Kennedy là loại III.</w:t>
+        <w:t>Đề gạch “Loại III” nhưng có dấu ✓ cạnh “Loại V”. Giáo trình PHTL (Bài 3, mục 4.3): Applegate loại V có vùng mất răng giới hạn phía trước bằng một răng cửa yếu, chân răng nhỏ ngắn — khớp với hình (khoảng mất răng dài, răng giới hạn phía trước là răng cửa). Cùng hình ở câu 12 thì theo Kennedy là loại III.</w:t>
       </w:r>
     </w:p>
     <w:p>
@@ -2325,7 +2325,7 @@
         <w:t xml:space="preserve">Ghi chú: </w:t>
       </w:r>
       <w:r>
-        <w:t>Giáo trình PHTL (Bài 4, mục 2.1.3): ấn khay từ sau ra trước, cho bệnh nhân mím môi, cử động để lấy dấu các thắng; giữ khay yên, không thay đổi áp lực; lấy ra khi alginate đông cứng hoàn toàn. B (ấn nhẹ tránh đau, giữ yên tránh biến dạng) là các ý sai của câu tự lượng giá Bài 4; C, D trái giáo trình. A đúng ý cử động môi, dù đề in "ấn từ trước ra sau". Đề RHM K41 (câu 60) khoanh A.</w:t>
+        <w:t>Giáo trình PHTL (Bài 4, mục 2.1.3): ấn khay từ sau ra trước, cho bệnh nhân mím môi, cử động để lấy dấu các thắng; giữ khay yên, không thay đổi áp lực; lấy ra khi alginate đông cứng hoàn toàn. Phương án “…nhẹ nhàng tránh làm đau bệnh nhân… bảo bệnh nhân há to và giữ yên…” lấy đúng các ý sai trong câu tự lượng giá Bài 4; phương án lấy khay ra “khi Alginate vừa đông” và phương án “gia tăng áp lực đè lên răng” cũng trái giáo trình. Phương án “…Đồng thời cho bệnh nhân cử động môi” là đúng, dù đề in “ấn từ trước ra sau”. Đề RHM K41 (câu 60) cũng chọn phương án này.</w:t>
       </w:r>
     </w:p>
     <w:p>
@@ -2415,7 +2415,7 @@
         <w:t xml:space="preserve">Ghi chú: </w:t>
       </w:r>
       <w:r>
-        <w:t>Đề gạch D (có ngoặc gom A, B). Giáo trình PHTL (Bài 7, mục 2.1.1 và câu tự lượng giá 6 – đáp án B): dán mép nền sáp chặt vào mẫu thạch cao để thạch cao không chui xuống dưới lớp sáp; ngâm ướt và thoa vaseline là các bước khác với mục đích khác.</w:t>
+        <w:t>Đề gạch “Tất cả đều đúng” (có ngoặc gom “Ngâm mẫu hàm cho ướt”, “Dán mép nền sáp vào mẫu thạch cao”). Giáo trình PHTL (Bài 7, mục 2.1.1 và câu tự lượng giá 6 – đáp án “Dán mép nền sáp vào mẫu thạch cao”): dán mép nền sáp chặt vào mẫu thạch cao để thạch cao không chui xuống dưới lớp sáp; ngâm ướt và thoa vaseline là các bước khác với mục đích khác.</w:t>
       </w:r>
     </w:p>
     <w:p>
@@ -3532,7 +3532,7 @@
         <w:t xml:space="preserve">Ghi chú: </w:t>
       </w:r>
       <w:r>
-        <w:t>Đề gạch B, có người khoanh thêm C. Giáo trình PHTL (Bài 2, mục 3.2): bình thường đưa hàm ra trước 5–9 mm, sang bên 5–7 mm. Đề RHM K45 (câu 15) chọn C.</w:t>
+        <w:t>Đề gạch “5 – 8 mm”, có người khoanh thêm “5 – 9 mm”. Giáo trình PHTL (Bài 2, mục 3.2): bình thường đưa hàm ra trước 5–9 mm, sang bên 5–7 mm. Đề RHM K45 (câu 15) chọn “5 – 9 mm”.</w:t>
       </w:r>
     </w:p>
     <w:p>
@@ -3622,7 +3622,7 @@
         <w:t xml:space="preserve">Ghi chú: </w:t>
       </w:r>
       <w:r>
-        <w:t>Đề gạch D, có người khoanh thêm A. Giáo trình PHTL (Bài 2, mục 3.2): đưa hàm sang bên 5–7 mm. Đề RHM K45 (câu 16) chọn A.</w:t>
+        <w:t>Đề gạch “5 – 10 mm”, có người khoanh thêm “5 – 7 mm”. Giáo trình PHTL (Bài 2, mục 3.2): đưa hàm sang bên 5–7 mm. Đề RHM K45 (câu 16) chọn “5 – 7 mm”.</w:t>
       </w:r>
     </w:p>
     <w:p>
@@ -3791,7 +3791,7 @@
         <w:t xml:space="preserve">Ghi chú: </w:t>
       </w:r>
       <w:r>
-        <w:t>Đề gạch C, có người khoanh thêm B. Giáo trình PHTL (Bài 8, mục 3.4.1): đau tại chỗ do DƯ bờ hàm (không phải thiếu bờ hàm), nướu giả lẹm, mặt tiếp xúc không chính xác, điểm chạm sớm… → "thiếu bờ hàm" sai, chỉ B đúng.</w:t>
+        <w:t>Đề gạch “A và B đúng”, có người khoanh thêm “Có điểm chạm sớm ở khớp cắn”. Giáo trình PHTL (Bài 8, mục 3.4.1): đau tại chỗ do DƯ bờ hàm (không phải thiếu bờ hàm), nướu giả lẹm, mặt tiếp xúc không chính xác, điểm chạm sớm… → "thiếu bờ hàm" sai, chỉ “Có điểm chạm sớm ở khớp cắn” đúng.</w:t>
       </w:r>
     </w:p>
     <w:p>
@@ -4129,7 +4129,7 @@
         <w:t xml:space="preserve">Ghi chú: </w:t>
       </w:r>
       <w:r>
-        <w:t>Đề gạch cả A và C. Giáo trình PHTL (Bài 6, mục 2.1.3): theo Berry, chiều cao mặt / chiều cao răng cửa trên = 20/1 nên A (1/20) là câu sai; C đúng (3 loại hình thể: giải phẫu, bán giải phẫu, không giải phẫu).</w:t>
+        <w:t>Đề gạch cả phương án Berry “1/20” và phương án “3 loại hình thể chính”. Giáo trình PHTL (Bài 6, mục 2.1.3): theo Berry, chiều cao mặt / chiều cao răng cửa trên = 20/1, nên phương án ghi 1/20 là câu sai; ý răng sau có 3 loại hình thể (giải phẫu, bán giải phẫu, không giải phẫu) là đúng.</w:t>
       </w:r>
     </w:p>
     <w:p>
@@ -4832,7 +4832,7 @@
         <w:t xml:space="preserve">D. </w:t>
       </w:r>
       <w:r>
-        <w:t>(1) → (3) → (4) → (2) (đề in trùng phương án A).</w:t>
+        <w:t>(1) → (3) → (4) → (2) (đề in trùng với một phương án khác).</w:t>
       </w:r>
     </w:p>
     <w:p>
@@ -4851,7 +4851,7 @@
         <w:t xml:space="preserve">Ghi chú: </w:t>
       </w:r>
       <w:r>
-        <w:t>Đề gạch A và D (in trùng nhau), có người khoanh thêm B. Giáo trình PHTL (Bài 8, mục 1.2.5): thứ tự điều chỉnh là tái lập kích thước dọc → khớp cắn trung tâm → hoàn hảo cắn khớp làm việc và thăng bằng → khớp cắn tới, tức (1) → (3) → (2) → (4).</w:t>
+        <w:t>Đề gạch phương án “(1) → (3) → (4) → (2)” (in trùng ở hai phương án), có người khoanh thêm “(1) → (3) → (2) → (4)”. Giáo trình PHTL (Bài 8, mục 1.2.5): thứ tự điều chỉnh là tái lập kích thước dọc → khớp cắn trung tâm → hoàn hảo cắn khớp làm việc và thăng bằng → khớp cắn tới, tức (1) → (3) → (2) → (4).</w:t>
       </w:r>
     </w:p>
     <w:p>

--- a/Đề thi Phục Hình Tháo Lắp RHM/RHM K43.docx
+++ b/Đề thi Phục Hình Tháo Lắp RHM/RHM K43.docx
@@ -356,10 +356,10 @@
         <w:rPr>
           <w:b/>
         </w:rPr>
-        <w:t xml:space="preserve">Ghi chú: </w:t>
-      </w:r>
-      <w:r>
-        <w:t>Giáo trình PHTL (Bài 3, mục 1.2.2): bất lợi của hàm dưới là nơi bám cơ, dây chằng và đường chéo trong. Đề RHM K40 (câu 40) khoanh “Vùng Schroder” nhưng vùng Schroder thuộc khẩu cái hàm trên.</w:t>
+        <w:t xml:space="preserve">Giải thích: </w:t>
+      </w:r>
+      <w:r>
+        <w:t>Ở hàm dưới, giáo trình nêu hai phần tử bất lợi cho phục hình tháo lắp bán hàm: nơi bám của cơ, dây chằng và đường chéo trong. Đường chéo trong là gờ xương nhô, phủ niêm mạc mỏng, nhạy cảm và là nơi bám của cơ hàm móng, nên nền hàm đè lên dễ gây đau và dễ bị đẩy khi cơ hoạt động. (Giáo trình PHTL, Bài 3, mục 1.2.2)</w:t>
       </w:r>
     </w:p>
     <w:p>
@@ -719,10 +719,21 @@
         <w:rPr>
           <w:b/>
         </w:rPr>
-        <w:t xml:space="preserve">Ghi chú: </w:t>
-      </w:r>
-      <w:r>
-        <w:t>Đề gạch cả “Loại I, biến thể 2” và “Loại I, biến thể 1”. Hai bên mất răng tới cuối cung (loại I) và thêm một khoảng mất răng ở giữa phía trước (biến thể 1); đề RHM K40 (câu 48, cùng hình) khoanh "Loại I, biến thể 1".</w:t>
+        <w:t xml:space="preserve">Giải thích: </w:t>
+      </w:r>
+      <w:r>
+        <w:t>Trong hình chỉ còn hai răng nanh; cả hai bên đều mất răng sau tới cuối cung (không còn răng giới hạn phía xa) → Kennedy loại I (mất răng sau hai bên). Vùng răng cửa giữa hai răng nanh cũng mất, là một khoảng phụ → biến thể 1. (Giáo trình PHTL, Bài 3, mục 4.1–4.2)</w:t>
+      </w:r>
+    </w:p>
+    <w:p>
+      <w:r>
+        <w:rPr>
+          <w:b/>
+        </w:rPr>
+        <w:t xml:space="preserve">Ghi chú bản scan: </w:t>
+      </w:r>
+      <w:r>
+        <w:t>Đề gốc đánh dấu cả “Loại I, biến thể 2” và “Loại I, biến thể 1”. Đề RHM K40 (câu 48) dùng cùng hình và chọn “Loại I, biến thể 1”.</w:t>
       </w:r>
     </w:p>
     <w:p>
@@ -1384,10 +1395,21 @@
         <w:rPr>
           <w:b/>
         </w:rPr>
-        <w:t xml:space="preserve">Ghi chú: </w:t>
-      </w:r>
-      <w:r>
-        <w:t>Giáo trình PHTL (Bài 3) có thêm loại VI: mất răng hai bên trên đoạn rất rộng chỉ còn 1–2 răng chia đôi đoạn mất răng. Ở đây còn răng 8 hai bên giới hạn phía xa nên theo 4 loại căn bản vẫn là loại III, biến thể 1; khi không còn răng 8 thì xếp loại VI (đề RHM K47 câu 17).</w:t>
+        <w:t xml:space="preserve">Giải thích: </w:t>
+      </w:r>
+      <w:r>
+        <w:t>Sơ đồ còn hai răng cửa giữa ở trước và răng 8 ở cuối mỗi bên; hai vùng mất răng hai bên đều có răng giới hạn ở hai đầu. Theo 4 loại căn bản của Kennedy, vùng mất răng có răng kẹp hai đầu là loại III; vùng thứ hai là một khoảng phụ → loại III, biến thể 1. (Giáo trình PHTL, Bài 3, mục 4.1–4.2)</w:t>
+      </w:r>
+    </w:p>
+    <w:p>
+      <w:r>
+        <w:rPr>
+          <w:b/>
+        </w:rPr>
+        <w:t xml:space="preserve">Ghi chú bản scan: </w:t>
+      </w:r>
+      <w:r>
+        <w:t>Giáo trình có thêm loại VI cho mất răng gần toàn bộ (chỉ còn 1–2 răng chia đôi đoạn mất răng); khi không còn răng 8 hai bên thì sơ đồ này xếp loại VI (đề RHM K47 câu 17).</w:t>
       </w:r>
     </w:p>
     <w:p>
@@ -1474,10 +1496,21 @@
         <w:rPr>
           <w:b/>
         </w:rPr>
-        <w:t xml:space="preserve">Ghi chú: </w:t>
-      </w:r>
-      <w:r>
-        <w:t>Đề gạch cả “Loại III, biến thể 2” và “Loại III, biến thể 3”. Có 4 khoảng mất răng đều có răng giới hạn hai đầu: 1 khoảng chính (loại III) + 3 khoảng phụ → biến thể 3.</w:t>
+        <w:t xml:space="preserve">Giải thích: </w:t>
+      </w:r>
+      <w:r>
+        <w:t>Sơ đồ có 4 khoảng mất răng, tất cả đều có răng giới hạn ở hai đầu. Theo Kennedy, mất răng có răng kẹp hai đầu là loại III; một khoảng được chọn làm khoảng chính, 3 khoảng còn lại là khoảng phụ → loại III, biến thể 3. (Giáo trình PHTL, Bài 3, mục 4.1–4.2)</w:t>
+      </w:r>
+    </w:p>
+    <w:p>
+      <w:r>
+        <w:rPr>
+          <w:b/>
+        </w:rPr>
+        <w:t xml:space="preserve">Ghi chú bản scan: </w:t>
+      </w:r>
+      <w:r>
+        <w:t>Sơ đồ trong đề in thiếu số; người làm đánh số 1, 2, 3 lên các khoảng mất răng phụ. Đề gốc đánh dấu cả “Loại III, biến thể 2” và “Loại III, biến thể 3”.</w:t>
       </w:r>
     </w:p>
     <w:p>
@@ -1592,18 +1625,29 @@
         <w:rPr>
           <w:b/>
         </w:rPr>
-        <w:t>Đáp án: C (AI làm đáp án — đề gốc khoanh A. Loại III.)</w:t>
-      </w:r>
-    </w:p>
-    <w:p>
-      <w:r>
-        <w:rPr>
-          <w:b/>
-        </w:rPr>
-        <w:t xml:space="preserve">Ghi chú: </w:t>
-      </w:r>
-      <w:r>
-        <w:t>Đề gạch “Loại III” nhưng có dấu ✓ cạnh “Loại V”. Giáo trình PHTL (Bài 3, mục 4.3): Applegate loại V có vùng mất răng giới hạn phía trước bằng một răng cửa yếu, chân răng nhỏ ngắn — khớp với hình (khoảng mất răng dài, răng giới hạn phía trước là răng cửa). Cùng hình ở câu 12 thì theo Kennedy là loại III.</w:t>
+        <w:t>Đáp án: C (AI làm đáp án — đề gốc chọn A. Loại III.)</w:t>
+      </w:r>
+    </w:p>
+    <w:p>
+      <w:r>
+        <w:rPr>
+          <w:b/>
+        </w:rPr>
+        <w:t xml:space="preserve">Giải thích: </w:t>
+      </w:r>
+      <w:r>
+        <w:t>Applegate phân loại theo khả năng nâng đỡ của răng trụ. Loại V là vùng mất răng có răng giới hạn hai đầu nhưng răng giới hạn phía trước là một răng cửa yếu, chân răng nhỏ và ngắn, không đủ để nâng đỡ phục hình; loại này ít gặp và hay gặp ở hàm trên hơn hàm dưới. Hình có khoảng mất răng dài với răng giới hạn phía trước là răng cửa, nên xếp Applegate loại V. (Giáo trình PHTL, Bài 3, mục 4.3)</w:t>
+      </w:r>
+    </w:p>
+    <w:p>
+      <w:r>
+        <w:rPr>
+          <w:b/>
+        </w:rPr>
+        <w:t xml:space="preserve">Ghi chú bản scan: </w:t>
+      </w:r>
+      <w:r>
+        <w:t>Trong bản scan có dấu ✓ đánh cạnh phương án “Loại V”.</w:t>
       </w:r>
     </w:p>
     <w:p>
@@ -2314,18 +2358,18 @@
         <w:rPr>
           <w:b/>
         </w:rPr>
-        <w:t>Đáp án: A (AI làm đáp án — đề gốc khoanh B. Đặt khay lấy dấu có chứa Alginate vào cung hàm nhẹ nhàng tránh làm đau bệnh nhân, trong khi đó bảo bệnh nhân há to và giữ yên để tránh làm biến dạng dấu.)</w:t>
-      </w:r>
-    </w:p>
-    <w:p>
-      <w:r>
-        <w:rPr>
-          <w:b/>
-        </w:rPr>
-        <w:t xml:space="preserve">Ghi chú: </w:t>
-      </w:r>
-      <w:r>
-        <w:t>Giáo trình PHTL (Bài 4, mục 2.1.3): ấn khay từ sau ra trước, cho bệnh nhân mím môi, cử động để lấy dấu các thắng; giữ khay yên, không thay đổi áp lực; lấy ra khi alginate đông cứng hoàn toàn. Phương án “…nhẹ nhàng tránh làm đau bệnh nhân… bảo bệnh nhân há to và giữ yên…” lấy đúng các ý sai trong câu tự lượng giá Bài 4; phương án lấy khay ra “khi Alginate vừa đông” và phương án “gia tăng áp lực đè lên răng” cũng trái giáo trình. Phương án “…Đồng thời cho bệnh nhân cử động môi” là đúng, dù đề in “ấn từ trước ra sau”. Đề RHM K41 (câu 60) cũng chọn phương án này.</w:t>
+        <w:t>Đáp án: A (AI làm đáp án — đề gốc chọn B. Đặt khay lấy dấu có chứa Alginate vào cung hàm nhẹ nhàng tránh làm đau bệnh nhân, trong khi đó bảo bệnh nhân há to và giữ yên để tránh làm biến dạng dấu.)</w:t>
+      </w:r>
+    </w:p>
+    <w:p>
+      <w:r>
+        <w:rPr>
+          <w:b/>
+        </w:rPr>
+        <w:t xml:space="preserve">Giải thích: </w:t>
+      </w:r>
+      <w:r>
+        <w:t>Kỹ thuật lấy dấu alginate: đặt khay đúng vị trí, ấn khay cho alginate tràn ra khỏi khay và lấp đầy đáy hành lang, đồng thời yêu cầu bệnh nhân mím môi, cử động môi má (hàm dưới thì đưa lưỡi ra trước, sang bên) để ghi lại dấu các thắng và giới hạn đáy hành lang. Sau đó giữ khay yên, không thay đổi áp lực cho tới khi alginate đông cứng hoàn toàn mới lấy ra. Phương án này đúng ở ý cho bệnh nhân cử động môi; lưu ý giáo trình ghi ấn khay từ sau ra trước, còn đề in ngược lại. (Giáo trình PHTL, Bài 4, mục 2.1.3)</w:t>
       </w:r>
     </w:p>
     <w:p>
@@ -2404,18 +2448,18 @@
         <w:rPr>
           <w:b/>
         </w:rPr>
-        <w:t>Đáp án: B (AI làm đáp án — đề gốc khoanh D. Tất cả đều đúng.)</w:t>
-      </w:r>
-    </w:p>
-    <w:p>
-      <w:r>
-        <w:rPr>
-          <w:b/>
-        </w:rPr>
-        <w:t xml:space="preserve">Ghi chú: </w:t>
-      </w:r>
-      <w:r>
-        <w:t>Đề gạch “Tất cả đều đúng” (có ngoặc gom “Ngâm mẫu hàm cho ướt”, “Dán mép nền sáp vào mẫu thạch cao”). Giáo trình PHTL (Bài 7, mục 2.1.1 và câu tự lượng giá 6 – đáp án “Dán mép nền sáp vào mẫu thạch cao”): dán mép nền sáp chặt vào mẫu thạch cao để thạch cao không chui xuống dưới lớp sáp; ngâm ướt và thoa vaseline là các bước khác với mục đích khác.</w:t>
+        <w:t>Đáp án: B (AI làm đáp án — đề gốc chọn D. Tất cả đều đúng.)</w:t>
+      </w:r>
+    </w:p>
+    <w:p>
+      <w:r>
+        <w:rPr>
+          <w:b/>
+        </w:rPr>
+        <w:t xml:space="preserve">Giải thích: </w:t>
+      </w:r>
+      <w:r>
+        <w:t>Trước khi vô khuôn, mép nền sáp phải được dán chặt vào mẫu thạch cao. Nếu còn khe hở, thạch cao vô khuôn sẽ chui xuống dưới lớp sáp, làm mất độ chính xác của mẫu hàm và mặt trong nền hàm sau khi ép nhựa. (Giáo trình PHTL, Bài 7, mục 2.1.1; câu tự lượng giá 6)</w:t>
       </w:r>
     </w:p>
     <w:p>
@@ -3521,18 +3565,18 @@
         <w:rPr>
           <w:b/>
         </w:rPr>
-        <w:t>Đáp án: C (AI làm đáp án — đề gốc khoanh B. 5 – 8 mm.)</w:t>
-      </w:r>
-    </w:p>
-    <w:p>
-      <w:r>
-        <w:rPr>
-          <w:b/>
-        </w:rPr>
-        <w:t xml:space="preserve">Ghi chú: </w:t>
-      </w:r>
-      <w:r>
-        <w:t>Đề gạch “5 – 8 mm”, có người khoanh thêm “5 – 9 mm”. Giáo trình PHTL (Bài 2, mục 3.2): bình thường đưa hàm ra trước 5–9 mm, sang bên 5–7 mm. Đề RHM K45 (câu 15) chọn “5 – 9 mm”.</w:t>
+        <w:t>Đáp án: C (AI làm đáp án — đề gốc chọn B. 5 – 8 mm.)</w:t>
+      </w:r>
+    </w:p>
+    <w:p>
+      <w:r>
+        <w:rPr>
+          <w:b/>
+        </w:rPr>
+        <w:t xml:space="preserve">Giải thích: </w:t>
+      </w:r>
+      <w:r>
+        <w:t>Khi khám khớp thái dương hàm, yêu cầu bệnh nhân đưa hàm ra trước: bình thường hàm dưới đưa ra trước không bị lệch một khoảng 5–9 mm, và đưa sang mỗi bên 5–7 mm. Biên độ đưa hàm ra trước tối đa bằng khoảng cách đo được cộng độ cắn chìa (nếu có). (Giáo trình PHTL, Bài 2 – Khám bệnh nhân, mục 3.2)</w:t>
       </w:r>
     </w:p>
     <w:p>
@@ -3611,18 +3655,18 @@
         <w:rPr>
           <w:b/>
         </w:rPr>
-        <w:t>Đáp án: A (AI làm đáp án — đề gốc khoanh D. 5 – 10 mm.)</w:t>
-      </w:r>
-    </w:p>
-    <w:p>
-      <w:r>
-        <w:rPr>
-          <w:b/>
-        </w:rPr>
-        <w:t xml:space="preserve">Ghi chú: </w:t>
-      </w:r>
-      <w:r>
-        <w:t>Đề gạch “5 – 10 mm”, có người khoanh thêm “5 – 7 mm”. Giáo trình PHTL (Bài 2, mục 3.2): đưa hàm sang bên 5–7 mm. Đề RHM K45 (câu 16) chọn “5 – 7 mm”.</w:t>
+        <w:t>Đáp án: A (AI làm đáp án — đề gốc chọn D. 5 – 10 mm.)</w:t>
+      </w:r>
+    </w:p>
+    <w:p>
+      <w:r>
+        <w:rPr>
+          <w:b/>
+        </w:rPr>
+        <w:t xml:space="preserve">Giải thích: </w:t>
+      </w:r>
+      <w:r>
+        <w:t>Khi khám khớp thái dương hàm, bình thường hàm dưới đưa sang bên (phải hoặc trái) được 5–7 mm, và đưa ra trước 5–9 mm không bị lệch. Biên độ thấp hơn gợi ý có vấn đề ở khớp, cơ hoặc khớp cắn. (Giáo trình PHTL, Bài 2 – Khám bệnh nhân, mục 3.2)</w:t>
       </w:r>
     </w:p>
     <w:p>
@@ -3780,18 +3824,18 @@
         <w:rPr>
           <w:b/>
         </w:rPr>
-        <w:t>Đáp án: B (AI làm đáp án — đề gốc khoanh C. A và B đúng.)</w:t>
-      </w:r>
-    </w:p>
-    <w:p>
-      <w:r>
-        <w:rPr>
-          <w:b/>
-        </w:rPr>
-        <w:t xml:space="preserve">Ghi chú: </w:t>
-      </w:r>
-      <w:r>
-        <w:t>Đề gạch “A và B đúng”, có người khoanh thêm “Có điểm chạm sớm ở khớp cắn”. Giáo trình PHTL (Bài 8, mục 3.4.1): đau tại chỗ do DƯ bờ hàm (không phải thiếu bờ hàm), nướu giả lẹm, mặt tiếp xúc không chính xác, điểm chạm sớm… → "thiếu bờ hàm" sai, chỉ “Có điểm chạm sớm ở khớp cắn” đúng.</w:t>
+        <w:t>Đáp án: B (AI làm đáp án — đề gốc chọn C. A và B đúng.)</w:t>
+      </w:r>
+    </w:p>
+    <w:p>
+      <w:r>
+        <w:rPr>
+          <w:b/>
+        </w:rPr>
+        <w:t xml:space="preserve">Giải thích: </w:t>
+      </w:r>
+      <w:r>
+        <w:t>Đau tại chỗ vùng mô mềm đang mang hàm giả có thể do: dư bờ hàm, nướu giả lẹm quá mức, mặt tiếp xúc niêm mạc không chính xác, điểm chạm sớm ở khớp cắn (khi tĩnh hoặc khi vận động), móc hư hỏng, hoặc bệnh nhân tháo lắp hàm không đúng hướng. Điểm chạm sớm ở khớp cắn là nguyên nhân hay gặp, xử lý bằng mài chọn lọc cho tới khi hết điểm chạm sớm. (Giáo trình PHTL, Bài 8, mục 3.4.1)</w:t>
       </w:r>
     </w:p>
     <w:p>
@@ -3878,10 +3922,10 @@
         <w:rPr>
           <w:b/>
         </w:rPr>
-        <w:t xml:space="preserve">Ghi chú: </w:t>
-      </w:r>
-      <w:r>
-        <w:t>Kích thước dọc quá cao làm môi khó khép → khó phát âm các âm môi như "b", "p", "m".</w:t>
+        <w:t xml:space="preserve">Giải thích: </w:t>
+      </w:r>
+      <w:r>
+        <w:t>Khi kích thước dọc quá cao, hai cung răng giả sẽ chạm nhau lúc bệnh nhân nói các âm cần khép môi như “p”, “b” (âm môi), cũng như một số âm gió. Kiểm tra bằng cách cho bệnh nhân phát âm: bình thường khi nói “pe” các răng không chạm nhau; nếu chạm nhau là do kích thước dọc cao. (Giáo trình PHTL, Bài 32, mục 2.3; Bài 36)</w:t>
       </w:r>
     </w:p>
     <w:p>
@@ -4126,10 +4170,21 @@
         <w:rPr>
           <w:b/>
         </w:rPr>
-        <w:t xml:space="preserve">Ghi chú: </w:t>
-      </w:r>
-      <w:r>
-        <w:t>Đề gạch cả phương án Berry “1/20” và phương án “3 loại hình thể chính”. Giáo trình PHTL (Bài 6, mục 2.1.3): theo Berry, chiều cao mặt / chiều cao răng cửa trên = 20/1, nên phương án ghi 1/20 là câu sai; ý răng sau có 3 loại hình thể (giải phẫu, bán giải phẫu, không giải phẫu) là đúng.</w:t>
+        <w:t xml:space="preserve">Giải thích: </w:t>
+      </w:r>
+      <w:r>
+        <w:t>Theo Berry, tỷ lệ chiều cao mặt / chiều cao răng cửa giữa trên là 20/1 (chiều cao răng cửa bằng 1/20 chiều cao mặt), nên câu ghi “chiều cao mặt / chiều cao cửa trên = 1/20” là phát biểu sai. (Giáo trình PHTL, Bài 6 – Lựa chọn, sắp răng và thử răng, mục 2.1.3)</w:t>
+      </w:r>
+    </w:p>
+    <w:p>
+      <w:r>
+        <w:rPr>
+          <w:b/>
+        </w:rPr>
+        <w:t xml:space="preserve">Ghi chú bản scan: </w:t>
+      </w:r>
+      <w:r>
+        <w:t>Đề gốc đánh dấu cả phương án này và phương án “Chọn hình thể răng giả vùng răng sau, có 3 loại hình thể chính”.</w:t>
       </w:r>
     </w:p>
     <w:p>
@@ -4840,18 +4895,29 @@
         <w:rPr>
           <w:b/>
         </w:rPr>
-        <w:t>Đáp án: B (AI làm đáp án — đề gốc khoanh A. (1) → (3) → (4) → (2).)</w:t>
-      </w:r>
-    </w:p>
-    <w:p>
-      <w:r>
-        <w:rPr>
-          <w:b/>
-        </w:rPr>
-        <w:t xml:space="preserve">Ghi chú: </w:t>
-      </w:r>
-      <w:r>
-        <w:t>Đề gạch phương án “(1) → (3) → (4) → (2)” (in trùng ở hai phương án), có người khoanh thêm “(1) → (3) → (2) → (4)”. Giáo trình PHTL (Bài 8, mục 1.2.5): thứ tự điều chỉnh là tái lập kích thước dọc → khớp cắn trung tâm → hoàn hảo cắn khớp làm việc và thăng bằng → khớp cắn tới, tức (1) → (3) → (2) → (4).</w:t>
+        <w:t>Đáp án: B (AI làm đáp án — đề gốc chọn A. (1) → (3) → (4) → (2).)</w:t>
+      </w:r>
+    </w:p>
+    <w:p>
+      <w:r>
+        <w:rPr>
+          <w:b/>
+        </w:rPr>
+        <w:t xml:space="preserve">Giải thích: </w:t>
+      </w:r>
+      <w:r>
+        <w:t>Thứ tự điều chỉnh khớp cắn khi lắp hàm: (1) tái lập kích thước dọc đúng → (3) tái lập khớp cắn trung tâm đúng → (2) hoàn hảo cắn khớp bên làm việc và bên thăng bằng → (4) tái lập khớp cắn tới đúng. Kích thước dọc và khớp cắn trung tâm là nền tảng nên phải chỉnh trước, các tư thế vận động chỉnh sau. (Giáo trình PHTL, Bài 8, mục 1.2.5)</w:t>
+      </w:r>
+    </w:p>
+    <w:p>
+      <w:r>
+        <w:rPr>
+          <w:b/>
+        </w:rPr>
+        <w:t xml:space="preserve">Ghi chú bản scan: </w:t>
+      </w:r>
+      <w:r>
+        <w:t>Đề gốc in trùng phương án “(1) → (3) → (4) → (2)” ở hai vị trí và đánh dấu cả hai.</w:t>
       </w:r>
     </w:p>
     <w:p>

--- a/Đề thi Phục Hình Tháo Lắp RHM/RHM K43.docx
+++ b/Đề thi Phục Hình Tháo Lắp RHM/RHM K43.docx
@@ -16,7 +16,7 @@
         <w:rPr>
           <w:i/>
         </w:rPr>
-        <w:t>Phục hình I · Đề 100 · Lần 1 · Ngày thi 31/12/2020 · 60 câu (bỏ câu 51, 52 vì bản scan nhòe) · 35 phút</w:t>
+        <w:t>Phục hình I · Đề 100 · Lần 1 · Ngày thi 31/12/2020 · 60 câu (bỏ câu 51 vì bản scan nhòe; câu 52 dựng lại từ phần còn đọc được) · 35 phút</w:t>
       </w:r>
     </w:p>
     <w:p>
@@ -4422,6 +4422,107 @@
           <w:b/>
         </w:rPr>
         <w:t>Đáp án: A</w:t>
+      </w:r>
+    </w:p>
+    <w:p>
+      <w:pPr>
+        <w:keepNext/>
+        <w:spacing w:before="140"/>
+      </w:pPr>
+      <w:r>
+        <w:rPr>
+          <w:b/>
+        </w:rPr>
+        <w:t xml:space="preserve">Câu 52. </w:t>
+      </w:r>
+      <w:r>
+        <w:t>Trường hợp mất hết các răng sau, gối sáp được vát bao nhiêu độ tại vùng răng 7 để tránh vướng khi cắn?</w:t>
+      </w:r>
+    </w:p>
+    <w:p>
+      <w:pPr>
+        <w:ind w:left="259"/>
+      </w:pPr>
+      <w:r>
+        <w:rPr>
+          <w:b/>
+        </w:rPr>
+        <w:t xml:space="preserve">A. </w:t>
+      </w:r>
+      <w:r>
+        <w:t>30 độ</w:t>
+      </w:r>
+    </w:p>
+    <w:p>
+      <w:pPr>
+        <w:ind w:left="259"/>
+      </w:pPr>
+      <w:r>
+        <w:rPr>
+          <w:b/>
+        </w:rPr>
+        <w:t xml:space="preserve">B. </w:t>
+      </w:r>
+      <w:r>
+        <w:t>45 độ</w:t>
+      </w:r>
+    </w:p>
+    <w:p>
+      <w:pPr>
+        <w:ind w:left="259"/>
+      </w:pPr>
+      <w:r>
+        <w:rPr>
+          <w:b/>
+        </w:rPr>
+        <w:t xml:space="preserve">C. </w:t>
+      </w:r>
+      <w:r>
+        <w:t>60 độ</w:t>
+      </w:r>
+    </w:p>
+    <w:p>
+      <w:pPr>
+        <w:ind w:left="259"/>
+      </w:pPr>
+      <w:r>
+        <w:rPr>
+          <w:b/>
+        </w:rPr>
+        <w:t xml:space="preserve">D. </w:t>
+      </w:r>
+      <w:r>
+        <w:t>90 độ</w:t>
+      </w:r>
+    </w:p>
+    <w:p>
+      <w:r>
+        <w:rPr>
+          <w:b/>
+        </w:rPr>
+        <w:t>Đáp án: B</w:t>
+      </w:r>
+    </w:p>
+    <w:p>
+      <w:r>
+        <w:rPr>
+          <w:b/>
+        </w:rPr>
+        <w:t xml:space="preserve">Giải thích: </w:t>
+      </w:r>
+      <w:r>
+        <w:t>Theo giáo trình, gối sáp là khối sáp gắn liền vào nền tạm ở vị trí khoảng mất răng, hoặc gắn vào khung sườn ở phần yên kim loại. Gối sáp dùng để ghi tương quan hai hàm và là nơi sắp các răng giả thay cho các răng đã mất. Đặc điểm của gối sáp: đặt ngay trên đỉnh sống hàm; cao hơn các răng còn lại khoảng 1–1,5 mm; rộng hơn các răng còn lại 1–1,5 mm (khoảng 6 mm ở vùng răng trước và 8 mm ở vùng răng sau); chiều dài vừa chạm răng thật ở đầu khoảng mất răng. Riêng trường hợp mất hết các răng sau, gối sáp chỉ làm đến vùng răng cối lớn thứ nhất (răng 6) và được vát một góc 45° tại vùng răng cối lớn thứ hai (răng 7) để tránh vướng khi cắn. Gối sáp cũng không được nằm trên lồi cùng và gối hậu nha. Vì vậy góc vát tại vùng răng 7 là “45 độ”. (Giáo trình PHTL, Bài 5, mục 4.2 Gối sáp, tr. 57)</w:t>
+      </w:r>
+    </w:p>
+    <w:p>
+      <w:r>
+        <w:rPr>
+          <w:b/>
+        </w:rPr>
+        <w:t xml:space="preserve">Ghi chú bản scan: </w:t>
+      </w:r>
+      <w:r>
+        <w:t>Vùng câu này trên bản scan bị nhòe: cụm “sau, gối sáp” cuối dòng đầu không đọc được, được điền theo giáo trình và đề RHM K45 (câu 34); số “7” và bốn phương án vẫn đọc được. Đề gốc gạch chéo phương án “45 độ”. Đề RHM K45 (câu 34) có cùng câu hỏi và chọn đáp án này.</w:t>
       </w:r>
     </w:p>
     <w:p>
